--- a/templates/Contoh Cuti PPPK.docx
+++ b/templates/Contoh Cuti PPPK.docx
@@ -7,23 +7,13 @@
         <w:spacing w:after="0"/>
         <w:ind w:left="5245"/>
       </w:pPr>
-      <w:proofErr w:type="spellStart"/>
       <w:r>
         <w:rPr>
           <w:rFonts w:ascii="Book Antiqua" w:hAnsi="Book Antiqua" w:cs="Arial"/>
           <w:sz w:val="18"/>
           <w:szCs w:val="18"/>
         </w:rPr>
-        <w:t>Samarinda</w:t>
-      </w:r>
-      <w:proofErr w:type="spellEnd"/>
-      <w:r>
-        <w:rPr>
-          <w:rFonts w:ascii="Book Antiqua" w:hAnsi="Book Antiqua" w:cs="Arial"/>
-          <w:sz w:val="18"/>
-          <w:szCs w:val="18"/>
-        </w:rPr>
-        <w:t xml:space="preserve">, </w:t>
+        <w:t xml:space="preserve">Samarinda, </w:t>
       </w:r>
       <w:r>
         <w:rPr>
@@ -31,25 +21,7 @@
           <w:sz w:val="18"/>
           <w:szCs w:val="18"/>
         </w:rPr>
-        <w:t>${</w:t>
-      </w:r>
-      <w:proofErr w:type="spellStart"/>
-      <w:r>
-        <w:rPr>
-          <w:rFonts w:ascii="Book Antiqua" w:hAnsi="Book Antiqua" w:cs="Arial"/>
-          <w:sz w:val="18"/>
-          <w:szCs w:val="18"/>
-        </w:rPr>
-        <w:t>tgl_surat</w:t>
-      </w:r>
-      <w:proofErr w:type="spellEnd"/>
-      <w:r>
-        <w:rPr>
-          <w:rFonts w:ascii="Book Antiqua" w:hAnsi="Book Antiqua" w:cs="Arial"/>
-          <w:sz w:val="18"/>
-          <w:szCs w:val="18"/>
-        </w:rPr>
-        <w:t>}</w:t>
+        <w:t>${tgl_surat}</w:t>
       </w:r>
     </w:p>
     <w:p>
@@ -72,42 +44,15 @@
           <w:szCs w:val="18"/>
         </w:rPr>
         <w:tab/>
+        <w:t>Kepada</w:t>
       </w:r>
-      <w:proofErr w:type="spellStart"/>
       <w:r>
         <w:rPr>
           <w:rFonts w:ascii="Book Antiqua" w:hAnsi="Book Antiqua" w:cs="Arial"/>
           <w:sz w:val="18"/>
           <w:szCs w:val="18"/>
         </w:rPr>
-        <w:t>Kepada</w:t>
-      </w:r>
-      <w:proofErr w:type="spellEnd"/>
-      <w:r>
-        <w:rPr>
-          <w:rFonts w:ascii="Book Antiqua" w:hAnsi="Book Antiqua" w:cs="Arial"/>
-          <w:sz w:val="18"/>
-          <w:szCs w:val="18"/>
-        </w:rPr>
-        <w:t xml:space="preserve"> </w:t>
-      </w:r>
-      <w:proofErr w:type="spellStart"/>
-      <w:r>
-        <w:rPr>
-          <w:rFonts w:ascii="Book Antiqua" w:hAnsi="Book Antiqua" w:cs="Arial"/>
-          <w:sz w:val="18"/>
-          <w:szCs w:val="18"/>
-        </w:rPr>
-        <w:t>Yth</w:t>
-      </w:r>
-      <w:proofErr w:type="spellEnd"/>
-      <w:r>
-        <w:rPr>
-          <w:rFonts w:ascii="Book Antiqua" w:hAnsi="Book Antiqua" w:cs="Arial"/>
-          <w:sz w:val="18"/>
-          <w:szCs w:val="18"/>
-        </w:rPr>
-        <w:t>,</w:t>
+        <w:t xml:space="preserve"> Yth,</w:t>
       </w:r>
     </w:p>
     <w:p>
@@ -131,7 +76,6 @@
         </w:rPr>
         <w:tab/>
       </w:r>
-      <w:proofErr w:type="spellStart"/>
       <w:r>
         <w:rPr>
           <w:rFonts w:ascii="Book Antiqua" w:hAnsi="Book Antiqua" w:cs="Arial"/>
@@ -140,32 +84,13 @@
         </w:rPr>
         <w:t>Sekretaris</w:t>
       </w:r>
-      <w:proofErr w:type="spellEnd"/>
       <w:r>
         <w:rPr>
           <w:rFonts w:ascii="Book Antiqua" w:hAnsi="Book Antiqua" w:cs="Arial"/>
           <w:sz w:val="18"/>
           <w:szCs w:val="18"/>
         </w:rPr>
-        <w:t xml:space="preserve"> </w:t>
-      </w:r>
-      <w:proofErr w:type="spellStart"/>
-      <w:r>
-        <w:rPr>
-          <w:rFonts w:ascii="Book Antiqua" w:hAnsi="Book Antiqua" w:cs="Arial"/>
-          <w:sz w:val="18"/>
-          <w:szCs w:val="18"/>
-        </w:rPr>
-        <w:t>Pengadilan</w:t>
-      </w:r>
-      <w:proofErr w:type="spellEnd"/>
-      <w:r>
-        <w:rPr>
-          <w:rFonts w:ascii="Book Antiqua" w:hAnsi="Book Antiqua" w:cs="Arial"/>
-          <w:sz w:val="18"/>
-          <w:szCs w:val="18"/>
-        </w:rPr>
-        <w:t xml:space="preserve"> T</w:t>
+        <w:t xml:space="preserve"> Pengadilan T</w:t>
       </w:r>
       <w:r>
         <w:rPr>
@@ -173,18 +98,8 @@
           <w:sz w:val="18"/>
           <w:szCs w:val="18"/>
         </w:rPr>
-        <w:t xml:space="preserve">ata Usaha Negara </w:t>
+        <w:t>ata Usaha Negara Samarinda</w:t>
       </w:r>
-      <w:proofErr w:type="spellStart"/>
-      <w:r>
-        <w:rPr>
-          <w:rFonts w:ascii="Book Antiqua" w:hAnsi="Book Antiqua" w:cs="Arial"/>
-          <w:sz w:val="18"/>
-          <w:szCs w:val="18"/>
-        </w:rPr>
-        <w:t>Samarinda</w:t>
-      </w:r>
-      <w:proofErr w:type="spellEnd"/>
     </w:p>
     <w:p>
       <w:pPr>
@@ -236,7 +151,6 @@
         </w:rPr>
         <w:tab/>
       </w:r>
-      <w:proofErr w:type="spellStart"/>
       <w:r>
         <w:rPr>
           <w:rFonts w:ascii="Book Antiqua" w:hAnsi="Book Antiqua" w:cs="Arial"/>
@@ -245,7 +159,6 @@
         </w:rPr>
         <w:t>Samarinda</w:t>
       </w:r>
-      <w:proofErr w:type="spellEnd"/>
     </w:p>
     <w:p>
       <w:pPr>
@@ -335,8 +248,6 @@
           <w:szCs w:val="18"/>
         </w:rPr>
       </w:pPr>
-      <w:proofErr w:type="spellStart"/>
-      <w:proofErr w:type="gramStart"/>
       <w:r>
         <w:rPr>
           <w:rFonts w:ascii="Book Antiqua" w:hAnsi="Book Antiqua"/>
@@ -344,9 +255,8 @@
           <w:sz w:val="18"/>
           <w:szCs w:val="18"/>
         </w:rPr>
-        <w:t>Nomor</w:t>
+        <w:t xml:space="preserve">Nomor : </w:t>
       </w:r>
-      <w:proofErr w:type="spellEnd"/>
       <w:r>
         <w:rPr>
           <w:rFonts w:ascii="Book Antiqua" w:hAnsi="Book Antiqua"/>
@@ -354,17 +264,7 @@
           <w:sz w:val="18"/>
           <w:szCs w:val="18"/>
         </w:rPr>
-        <w:t xml:space="preserve"> :</w:t>
-      </w:r>
-      <w:proofErr w:type="gramEnd"/>
-      <w:r>
-        <w:rPr>
-          <w:rFonts w:ascii="Book Antiqua" w:hAnsi="Book Antiqua"/>
-          <w:b/>
-          <w:sz w:val="18"/>
-          <w:szCs w:val="18"/>
-        </w:rPr>
-        <w:t xml:space="preserve"> </w:t>
+        <w:t>$</w:t>
       </w:r>
       <w:r>
         <w:rPr>
@@ -373,9 +273,17 @@
           <w:sz w:val="18"/>
           <w:szCs w:val="18"/>
         </w:rPr>
-        <w:t xml:space="preserve">         /</w:t>
+        <w:t>{n}</w:t>
       </w:r>
-      <w:proofErr w:type="gramStart"/>
+      <w:r>
+        <w:rPr>
+          <w:rFonts w:ascii="Book Antiqua" w:hAnsi="Book Antiqua" w:cs="Arial"/>
+          <w:b/>
+          <w:sz w:val="18"/>
+          <w:szCs w:val="18"/>
+        </w:rPr>
+        <w:t xml:space="preserve"> /</w:t>
+      </w:r>
       <w:r>
         <w:rPr>
           <w:rFonts w:ascii="Book Antiqua" w:hAnsi="Book Antiqua" w:cs="Arial"/>
@@ -392,17 +300,7 @@
           <w:sz w:val="18"/>
           <w:szCs w:val="18"/>
         </w:rPr>
-        <w:t>PTUN.W</w:t>
-      </w:r>
-      <w:proofErr w:type="gramEnd"/>
-      <w:r>
-        <w:rPr>
-          <w:rFonts w:ascii="Book Antiqua" w:hAnsi="Book Antiqua" w:cs="Arial"/>
-          <w:b/>
-          <w:sz w:val="18"/>
-          <w:szCs w:val="18"/>
-        </w:rPr>
-        <w:t>6-TUN3/KP5.3/</w:t>
+        <w:t>PTUN.W6-TUN3/KP5.3/</w:t>
       </w:r>
       <w:r>
         <w:rPr>
@@ -411,7 +309,7 @@
           <w:sz w:val="18"/>
           <w:szCs w:val="18"/>
         </w:rPr>
-        <w:t>I/202</w:t>
+        <w:t>$</w:t>
       </w:r>
       <w:r>
         <w:rPr>
@@ -420,7 +318,43 @@
           <w:sz w:val="18"/>
           <w:szCs w:val="18"/>
         </w:rPr>
-        <w:t>6</w:t>
+        <w:t>{</w:t>
+      </w:r>
+      <w:r>
+        <w:rPr>
+          <w:rFonts w:ascii="Book Antiqua" w:hAnsi="Book Antiqua" w:cs="Arial"/>
+          <w:b/>
+          <w:sz w:val="18"/>
+          <w:szCs w:val="18"/>
+        </w:rPr>
+        <w:t>BULAN_ROMAWI}</w:t>
+      </w:r>
+      <w:r>
+        <w:rPr>
+          <w:rFonts w:ascii="Book Antiqua" w:hAnsi="Book Antiqua" w:cs="Arial"/>
+          <w:b/>
+          <w:sz w:val="18"/>
+          <w:szCs w:val="18"/>
+        </w:rPr>
+        <w:t>/</w:t>
+      </w:r>
+      <w:r>
+        <w:rPr>
+          <w:rFonts w:ascii="Book Antiqua" w:hAnsi="Book Antiqua" w:cs="Arial"/>
+          <w:b/>
+          <w:sz w:val="18"/>
+          <w:szCs w:val="18"/>
+        </w:rPr>
+        <w:t>$</w:t>
+      </w:r>
+      <w:r>
+        <w:rPr>
+          <w:rFonts w:ascii="Book Antiqua" w:hAnsi="Book Antiqua" w:cs="Arial"/>
+          <w:b/>
+          <w:sz w:val="18"/>
+          <w:szCs w:val="18"/>
+        </w:rPr>
+        <w:t>{TAHUN}</w:t>
       </w:r>
     </w:p>
     <w:tbl>
@@ -580,7 +514,6 @@
                 <w:szCs w:val="18"/>
               </w:rPr>
             </w:pPr>
-            <w:proofErr w:type="spellStart"/>
             <w:r>
               <w:rPr>
                 <w:rFonts w:ascii="Book Antiqua" w:hAnsi="Book Antiqua"/>
@@ -589,7 +522,6 @@
               </w:rPr>
               <w:t>Jabatan</w:t>
             </w:r>
-            <w:proofErr w:type="spellEnd"/>
           </w:p>
         </w:tc>
         <w:tc>
@@ -610,25 +542,7 @@
                 <w:sz w:val="18"/>
                 <w:szCs w:val="18"/>
               </w:rPr>
-              <w:t>${</w:t>
-            </w:r>
-            <w:proofErr w:type="spellStart"/>
-            <w:r>
-              <w:rPr>
-                <w:rFonts w:ascii="Book Antiqua" w:hAnsi="Book Antiqua"/>
-                <w:sz w:val="18"/>
-                <w:szCs w:val="18"/>
-              </w:rPr>
-              <w:t>jabatan</w:t>
-            </w:r>
-            <w:proofErr w:type="spellEnd"/>
-            <w:r>
-              <w:rPr>
-                <w:rFonts w:ascii="Book Antiqua" w:hAnsi="Book Antiqua"/>
-                <w:sz w:val="18"/>
-                <w:szCs w:val="18"/>
-              </w:rPr>
-              <w:t>}</w:t>
+              <w:t>${jabatan}</w:t>
             </w:r>
           </w:p>
         </w:tc>
@@ -672,25 +586,7 @@
                 <w:sz w:val="18"/>
                 <w:szCs w:val="18"/>
               </w:rPr>
-              <w:t>${</w:t>
-            </w:r>
-            <w:proofErr w:type="spellStart"/>
-            <w:r>
-              <w:rPr>
-                <w:rFonts w:ascii="Book Antiqua" w:hAnsi="Book Antiqua"/>
-                <w:sz w:val="18"/>
-                <w:szCs w:val="18"/>
-              </w:rPr>
-              <w:t>golongan</w:t>
-            </w:r>
-            <w:proofErr w:type="spellEnd"/>
-            <w:r>
-              <w:rPr>
-                <w:rFonts w:ascii="Book Antiqua" w:hAnsi="Book Antiqua"/>
-                <w:sz w:val="18"/>
-                <w:szCs w:val="18"/>
-              </w:rPr>
-              <w:t>}</w:t>
+              <w:t>${golongan}</w:t>
             </w:r>
           </w:p>
         </w:tc>
@@ -714,18 +610,8 @@
                 <w:sz w:val="18"/>
                 <w:szCs w:val="18"/>
               </w:rPr>
-              <w:t xml:space="preserve">Unit </w:t>
-            </w:r>
-            <w:proofErr w:type="spellStart"/>
-            <w:r>
-              <w:rPr>
-                <w:rFonts w:ascii="Book Antiqua" w:hAnsi="Book Antiqua"/>
-                <w:sz w:val="18"/>
-                <w:szCs w:val="18"/>
-              </w:rPr>
-              <w:t>Kerja</w:t>
-            </w:r>
-            <w:proofErr w:type="spellEnd"/>
+              <w:t>Unit Kerja</w:t>
+            </w:r>
           </w:p>
         </w:tc>
         <w:tc>
@@ -746,18 +632,8 @@
                 <w:sz w:val="18"/>
                 <w:szCs w:val="18"/>
               </w:rPr>
-              <w:t xml:space="preserve">PTUN </w:t>
-            </w:r>
-            <w:proofErr w:type="spellStart"/>
-            <w:r>
-              <w:rPr>
-                <w:rFonts w:ascii="Book Antiqua" w:hAnsi="Book Antiqua"/>
-                <w:sz w:val="18"/>
-                <w:szCs w:val="18"/>
-              </w:rPr>
-              <w:t>Samarinda</w:t>
-            </w:r>
-            <w:proofErr w:type="spellEnd"/>
+              <w:t>PTUN Samarinda</w:t>
+            </w:r>
           </w:p>
         </w:tc>
         <w:tc>
@@ -778,18 +654,8 @@
                 <w:sz w:val="18"/>
                 <w:szCs w:val="18"/>
               </w:rPr>
-              <w:t xml:space="preserve">Masa </w:t>
-            </w:r>
-            <w:proofErr w:type="spellStart"/>
-            <w:r>
-              <w:rPr>
-                <w:rFonts w:ascii="Book Antiqua" w:hAnsi="Book Antiqua"/>
-                <w:sz w:val="18"/>
-                <w:szCs w:val="18"/>
-              </w:rPr>
-              <w:t>Kerja</w:t>
-            </w:r>
-            <w:proofErr w:type="spellEnd"/>
+              <w:t>Masa Kerja</w:t>
+            </w:r>
           </w:p>
         </w:tc>
         <w:tc>
@@ -810,25 +676,7 @@
                 <w:sz w:val="18"/>
                 <w:szCs w:val="18"/>
               </w:rPr>
-              <w:t>${</w:t>
-            </w:r>
-            <w:proofErr w:type="spellStart"/>
-            <w:r>
-              <w:rPr>
-                <w:rFonts w:ascii="Book Antiqua" w:hAnsi="Book Antiqua"/>
-                <w:sz w:val="18"/>
-                <w:szCs w:val="18"/>
-              </w:rPr>
-              <w:t>masa_kerja</w:t>
-            </w:r>
-            <w:proofErr w:type="spellEnd"/>
-            <w:r>
-              <w:rPr>
-                <w:rFonts w:ascii="Book Antiqua" w:hAnsi="Book Antiqua"/>
-                <w:sz w:val="18"/>
-                <w:szCs w:val="18"/>
-              </w:rPr>
-              <w:t>}</w:t>
+              <w:t>${masa_kerja}</w:t>
             </w:r>
           </w:p>
         </w:tc>
@@ -914,16 +762,7 @@
                 <w:sz w:val="18"/>
                 <w:szCs w:val="18"/>
               </w:rPr>
-              <w:t xml:space="preserve">Cuti </w:t>
-            </w:r>
-            <w:proofErr w:type="spellStart"/>
-            <w:r>
-              <w:rPr>
-                <w:rFonts w:ascii="Book Antiqua" w:hAnsi="Book Antiqua"/>
-                <w:sz w:val="18"/>
-                <w:szCs w:val="18"/>
-              </w:rPr>
-              <w:t>Tahun</w:t>
+              <w:t>Cuti Tahun</w:t>
             </w:r>
             <w:r>
               <w:rPr>
@@ -933,7 +772,6 @@
               </w:rPr>
               <w:t>an</w:t>
             </w:r>
-            <w:proofErr w:type="spellEnd"/>
           </w:p>
         </w:tc>
         <w:tc>
@@ -1098,18 +936,8 @@
                 <w:sz w:val="18"/>
                 <w:szCs w:val="18"/>
               </w:rPr>
-              <w:t xml:space="preserve">.   Cuti </w:t>
-            </w:r>
-            <w:proofErr w:type="spellStart"/>
-            <w:r>
-              <w:rPr>
-                <w:rFonts w:ascii="Book Antiqua" w:hAnsi="Book Antiqua"/>
-                <w:sz w:val="18"/>
-                <w:szCs w:val="18"/>
-              </w:rPr>
-              <w:t>Melahirkan</w:t>
-            </w:r>
-            <w:proofErr w:type="spellEnd"/>
+              <w:t>.   Cuti Melahirkan</w:t>
+            </w:r>
           </w:p>
         </w:tc>
         <w:tc>
@@ -1230,25 +1058,7 @@
                 <w:sz w:val="18"/>
                 <w:szCs w:val="18"/>
               </w:rPr>
-              <w:t>${</w:t>
-            </w:r>
-            <w:proofErr w:type="spellStart"/>
-            <w:r>
-              <w:rPr>
-                <w:rFonts w:ascii="Book Antiqua" w:hAnsi="Book Antiqua"/>
-                <w:sz w:val="18"/>
-                <w:szCs w:val="18"/>
-              </w:rPr>
-              <w:t>alasan</w:t>
-            </w:r>
-            <w:proofErr w:type="spellEnd"/>
-            <w:r>
-              <w:rPr>
-                <w:rFonts w:ascii="Book Antiqua" w:hAnsi="Book Antiqua"/>
-                <w:sz w:val="18"/>
-                <w:szCs w:val="18"/>
-              </w:rPr>
-              <w:t>}</w:t>
+              <w:t>${alasan}</w:t>
             </w:r>
           </w:p>
         </w:tc>
@@ -1322,7 +1132,6 @@
                 <w:szCs w:val="18"/>
               </w:rPr>
             </w:pPr>
-            <w:proofErr w:type="spellStart"/>
             <w:r>
               <w:rPr>
                 <w:rFonts w:ascii="Book Antiqua" w:hAnsi="Book Antiqua"/>
@@ -1331,7 +1140,6 @@
               </w:rPr>
               <w:t>Selama</w:t>
             </w:r>
-            <w:proofErr w:type="spellEnd"/>
           </w:p>
         </w:tc>
         <w:tc>
@@ -1360,25 +1168,7 @@
                 <w:sz w:val="18"/>
                 <w:szCs w:val="18"/>
               </w:rPr>
-              <w:t>${</w:t>
-            </w:r>
-            <w:proofErr w:type="spellStart"/>
-            <w:r>
-              <w:rPr>
-                <w:rFonts w:ascii="Book Antiqua" w:hAnsi="Book Antiqua"/>
-                <w:sz w:val="18"/>
-                <w:szCs w:val="18"/>
-              </w:rPr>
-              <w:t>lama_cuti_hari</w:t>
-            </w:r>
-            <w:proofErr w:type="spellEnd"/>
-            <w:r>
-              <w:rPr>
-                <w:rFonts w:ascii="Book Antiqua" w:hAnsi="Book Antiqua"/>
-                <w:sz w:val="18"/>
-                <w:szCs w:val="18"/>
-              </w:rPr>
-              <w:t>}</w:t>
+              <w:t>${lama_cuti_hari}</w:t>
             </w:r>
           </w:p>
         </w:tc>
@@ -1402,18 +1192,8 @@
                 <w:sz w:val="18"/>
                 <w:szCs w:val="18"/>
               </w:rPr>
-              <w:t xml:space="preserve">Mulai </w:t>
-            </w:r>
-            <w:proofErr w:type="spellStart"/>
-            <w:r>
-              <w:rPr>
-                <w:rFonts w:ascii="Book Antiqua" w:hAnsi="Book Antiqua"/>
-                <w:sz w:val="18"/>
-                <w:szCs w:val="18"/>
-              </w:rPr>
-              <w:t>tanggal</w:t>
-            </w:r>
-            <w:proofErr w:type="spellEnd"/>
+              <w:t>Mulai tanggal</w:t>
+            </w:r>
           </w:p>
         </w:tc>
         <w:tc>
@@ -1438,25 +1218,7 @@
                 <w:sz w:val="18"/>
                 <w:szCs w:val="18"/>
               </w:rPr>
-              <w:t>${</w:t>
-            </w:r>
-            <w:proofErr w:type="spellStart"/>
-            <w:r>
-              <w:rPr>
-                <w:rFonts w:ascii="Book Antiqua" w:hAnsi="Book Antiqua"/>
-                <w:sz w:val="18"/>
-                <w:szCs w:val="18"/>
-              </w:rPr>
-              <w:t>tgl_mulai</w:t>
-            </w:r>
-            <w:proofErr w:type="spellEnd"/>
-            <w:r>
-              <w:rPr>
-                <w:rFonts w:ascii="Book Antiqua" w:hAnsi="Book Antiqua"/>
-                <w:sz w:val="18"/>
-                <w:szCs w:val="18"/>
-              </w:rPr>
-              <w:t>}</w:t>
+              <w:t>${tgl_mulai}</w:t>
             </w:r>
           </w:p>
         </w:tc>
@@ -1506,25 +1268,7 @@
                 <w:sz w:val="18"/>
                 <w:szCs w:val="18"/>
               </w:rPr>
-              <w:t>${</w:t>
-            </w:r>
-            <w:proofErr w:type="spellStart"/>
-            <w:r>
-              <w:rPr>
-                <w:rFonts w:ascii="Book Antiqua" w:hAnsi="Book Antiqua"/>
-                <w:sz w:val="18"/>
-                <w:szCs w:val="18"/>
-              </w:rPr>
-              <w:t>tgl_selesai</w:t>
-            </w:r>
-            <w:proofErr w:type="spellEnd"/>
-            <w:r>
-              <w:rPr>
-                <w:rFonts w:ascii="Book Antiqua" w:hAnsi="Book Antiqua"/>
-                <w:sz w:val="18"/>
-                <w:szCs w:val="18"/>
-              </w:rPr>
-              <w:t>}</w:t>
+              <w:t>${tgl_selesai}</w:t>
             </w:r>
           </w:p>
         </w:tc>
@@ -2028,74 +1772,46 @@
                 <w:sz w:val="20"/>
                 <w:szCs w:val="20"/>
               </w:rPr>
-              <w:t>${</w:t>
-            </w:r>
-            <w:proofErr w:type="spellStart"/>
-            <w:r>
+              <w:t>${thn_n}</w:t>
+            </w:r>
+          </w:p>
+        </w:tc>
+        <w:tc>
+          <w:tcPr>
+            <w:tcW w:w="1138" w:type="dxa"/>
+          </w:tcPr>
+          <w:p>
+            <w:pPr>
+              <w:jc w:val="center"/>
               <w:rPr>
                 <w:rFonts w:ascii="Book Antiqua" w:hAnsi="Book Antiqua"/>
                 <w:sz w:val="20"/>
                 <w:szCs w:val="20"/>
               </w:rPr>
-              <w:t>thn_n</w:t>
-            </w:r>
-            <w:proofErr w:type="spellEnd"/>
+            </w:pPr>
             <w:r>
               <w:rPr>
                 <w:rFonts w:ascii="Book Antiqua" w:hAnsi="Book Antiqua"/>
                 <w:sz w:val="20"/>
                 <w:szCs w:val="20"/>
               </w:rPr>
-              <w:t>}</w:t>
-            </w:r>
-          </w:p>
-        </w:tc>
-        <w:tc>
-          <w:tcPr>
-            <w:tcW w:w="1138" w:type="dxa"/>
-          </w:tcPr>
-          <w:p>
-            <w:pPr>
-              <w:jc w:val="center"/>
+              <w:t>${</w:t>
+            </w:r>
+            <w:r>
               <w:rPr>
                 <w:rFonts w:ascii="Book Antiqua" w:hAnsi="Book Antiqua"/>
                 <w:sz w:val="20"/>
                 <w:szCs w:val="20"/>
               </w:rPr>
-            </w:pPr>
+              <w:t>sisa</w:t>
+            </w:r>
             <w:r>
               <w:rPr>
                 <w:rFonts w:ascii="Book Antiqua" w:hAnsi="Book Antiqua"/>
                 <w:sz w:val="20"/>
                 <w:szCs w:val="20"/>
               </w:rPr>
-              <w:t>${</w:t>
-            </w:r>
-            <w:proofErr w:type="spellStart"/>
-            <w:r>
-              <w:rPr>
-                <w:rFonts w:ascii="Book Antiqua" w:hAnsi="Book Antiqua"/>
-                <w:sz w:val="20"/>
-                <w:szCs w:val="20"/>
-              </w:rPr>
-              <w:t>sisa</w:t>
-            </w:r>
-            <w:r>
-              <w:rPr>
-                <w:rFonts w:ascii="Book Antiqua" w:hAnsi="Book Antiqua"/>
-                <w:sz w:val="20"/>
-                <w:szCs w:val="20"/>
-              </w:rPr>
-              <w:t>_n</w:t>
-            </w:r>
-            <w:proofErr w:type="spellEnd"/>
-            <w:r>
-              <w:rPr>
-                <w:rFonts w:ascii="Book Antiqua" w:hAnsi="Book Antiqua"/>
-                <w:sz w:val="20"/>
-                <w:szCs w:val="20"/>
-              </w:rPr>
-              <w:t>}</w:t>
+              <w:t>_n}</w:t>
             </w:r>
           </w:p>
         </w:tc>
@@ -2117,25 +1833,7 @@
                 <w:sz w:val="18"/>
                 <w:szCs w:val="18"/>
               </w:rPr>
-              <w:t>${</w:t>
-            </w:r>
-            <w:proofErr w:type="spellStart"/>
-            <w:r>
-              <w:rPr>
-                <w:rFonts w:ascii="Book Antiqua" w:hAnsi="Book Antiqua"/>
-                <w:sz w:val="18"/>
-                <w:szCs w:val="18"/>
-              </w:rPr>
-              <w:t>ket_tahunan</w:t>
-            </w:r>
-            <w:proofErr w:type="spellEnd"/>
-            <w:r>
-              <w:rPr>
-                <w:rFonts w:ascii="Book Antiqua" w:hAnsi="Book Antiqua"/>
-                <w:sz w:val="18"/>
-                <w:szCs w:val="18"/>
-              </w:rPr>
-              <w:t>}</w:t>
+              <w:t>${ket_tahunan}</w:t>
             </w:r>
           </w:p>
         </w:tc>
@@ -2204,25 +1902,7 @@
                 <w:sz w:val="18"/>
                 <w:szCs w:val="18"/>
               </w:rPr>
-              <w:t>${</w:t>
-            </w:r>
-            <w:proofErr w:type="spellStart"/>
-            <w:r>
-              <w:rPr>
-                <w:rFonts w:ascii="Book Antiqua" w:hAnsi="Book Antiqua"/>
-                <w:sz w:val="18"/>
-                <w:szCs w:val="18"/>
-              </w:rPr>
-              <w:t>ket_sakit</w:t>
-            </w:r>
-            <w:proofErr w:type="spellEnd"/>
-            <w:r>
-              <w:rPr>
-                <w:rFonts w:ascii="Book Antiqua" w:hAnsi="Book Antiqua"/>
-                <w:sz w:val="18"/>
-                <w:szCs w:val="18"/>
-              </w:rPr>
-              <w:t>}</w:t>
+              <w:t>${ket_sakit}</w:t>
             </w:r>
           </w:p>
         </w:tc>
@@ -2291,25 +1971,7 @@
                 <w:sz w:val="18"/>
                 <w:szCs w:val="18"/>
               </w:rPr>
-              <w:t>${</w:t>
-            </w:r>
-            <w:proofErr w:type="spellStart"/>
-            <w:r>
-              <w:rPr>
-                <w:rFonts w:ascii="Book Antiqua" w:hAnsi="Book Antiqua"/>
-                <w:sz w:val="18"/>
-                <w:szCs w:val="18"/>
-              </w:rPr>
-              <w:t>ket_melahirkan</w:t>
-            </w:r>
-            <w:proofErr w:type="spellEnd"/>
-            <w:r>
-              <w:rPr>
-                <w:rFonts w:ascii="Book Antiqua" w:hAnsi="Book Antiqua"/>
-                <w:sz w:val="18"/>
-                <w:szCs w:val="18"/>
-              </w:rPr>
-              <w:t>}</w:t>
+              <w:t>${ket_melahirkan}</w:t>
             </w:r>
           </w:p>
         </w:tc>
@@ -2452,25 +2114,7 @@
                 <w:sz w:val="18"/>
                 <w:szCs w:val="18"/>
               </w:rPr>
-              <w:t>${</w:t>
-            </w:r>
-            <w:proofErr w:type="spellStart"/>
-            <w:r>
-              <w:rPr>
-                <w:rFonts w:ascii="Book Antiqua" w:hAnsi="Book Antiqua" w:cs="Arial"/>
-                <w:sz w:val="18"/>
-                <w:szCs w:val="18"/>
-              </w:rPr>
-              <w:t>telepon</w:t>
-            </w:r>
-            <w:proofErr w:type="spellEnd"/>
-            <w:r>
-              <w:rPr>
-                <w:rFonts w:ascii="Book Antiqua" w:hAnsi="Book Antiqua" w:cs="Arial"/>
-                <w:sz w:val="18"/>
-                <w:szCs w:val="18"/>
-              </w:rPr>
-              <w:t>}</w:t>
+              <w:t>${telepon}</w:t>
             </w:r>
           </w:p>
         </w:tc>
@@ -2513,25 +2157,7 @@
                 <w:sz w:val="18"/>
                 <w:szCs w:val="18"/>
               </w:rPr>
-              <w:t>${</w:t>
-            </w:r>
-            <w:proofErr w:type="spellStart"/>
-            <w:r>
-              <w:rPr>
-                <w:rFonts w:ascii="Book Antiqua" w:hAnsi="Book Antiqua"/>
-                <w:sz w:val="18"/>
-                <w:szCs w:val="18"/>
-              </w:rPr>
-              <w:t>alamat_cuti</w:t>
-            </w:r>
-            <w:proofErr w:type="spellEnd"/>
-            <w:r>
-              <w:rPr>
-                <w:rFonts w:ascii="Book Antiqua" w:hAnsi="Book Antiqua"/>
-                <w:sz w:val="18"/>
-                <w:szCs w:val="18"/>
-              </w:rPr>
-              <w:t>}</w:t>
+              <w:t>${alamat_cuti}</w:t>
             </w:r>
           </w:p>
         </w:tc>
@@ -2555,25 +2181,7 @@
                 <w:sz w:val="18"/>
                 <w:szCs w:val="18"/>
               </w:rPr>
-              <w:t xml:space="preserve">Hormat </w:t>
-            </w:r>
-            <w:proofErr w:type="spellStart"/>
-            <w:r>
-              <w:rPr>
-                <w:rFonts w:ascii="Book Antiqua" w:hAnsi="Book Antiqua"/>
-                <w:sz w:val="18"/>
-                <w:szCs w:val="18"/>
-              </w:rPr>
-              <w:t>saya</w:t>
-            </w:r>
-            <w:proofErr w:type="spellEnd"/>
-            <w:r>
-              <w:rPr>
-                <w:rFonts w:ascii="Book Antiqua" w:hAnsi="Book Antiqua"/>
-                <w:sz w:val="18"/>
-                <w:szCs w:val="18"/>
-              </w:rPr>
-              <w:t>,</w:t>
+              <w:t>Hormat saya,</w:t>
             </w:r>
           </w:p>
           <w:p>
@@ -2591,25 +2199,7 @@
                 <w:sz w:val="18"/>
                 <w:szCs w:val="18"/>
               </w:rPr>
-              <w:t>${</w:t>
-            </w:r>
-            <w:proofErr w:type="spellStart"/>
-            <w:r>
-              <w:rPr>
-                <w:rFonts w:ascii="Book Antiqua" w:hAnsi="Book Antiqua"/>
-                <w:sz w:val="18"/>
-                <w:szCs w:val="18"/>
-              </w:rPr>
-              <w:t>ttd_pengaju</w:t>
-            </w:r>
-            <w:proofErr w:type="spellEnd"/>
-            <w:r>
-              <w:rPr>
-                <w:rFonts w:ascii="Book Antiqua" w:hAnsi="Book Antiqua"/>
-                <w:sz w:val="18"/>
-                <w:szCs w:val="18"/>
-              </w:rPr>
-              <w:t>}</w:t>
+              <w:t>${ttd_pengaju}</w:t>
             </w:r>
           </w:p>
           <w:p>
@@ -2887,29 +2477,7 @@
                 <w:sz w:val="18"/>
                 <w:szCs w:val="18"/>
               </w:rPr>
-              <w:t>${</w:t>
-            </w:r>
-            <w:proofErr w:type="spellStart"/>
-            <w:r>
-              <w:rPr>
-                <w:rFonts w:ascii="Book Antiqua" w:hAnsi="Book Antiqua"/>
-                <w:b/>
-                <w:bCs/>
-                <w:sz w:val="18"/>
-                <w:szCs w:val="18"/>
-              </w:rPr>
-              <w:t>disetujui_atasan</w:t>
-            </w:r>
-            <w:proofErr w:type="spellEnd"/>
-            <w:r>
-              <w:rPr>
-                <w:rFonts w:ascii="Book Antiqua" w:hAnsi="Book Antiqua"/>
-                <w:b/>
-                <w:bCs/>
-                <w:sz w:val="18"/>
-                <w:szCs w:val="18"/>
-              </w:rPr>
-              <w:t>}</w:t>
+              <w:t>${disetujui_atasan}</w:t>
             </w:r>
           </w:p>
         </w:tc>
@@ -2978,29 +2546,7 @@
                 <w:sz w:val="18"/>
                 <w:szCs w:val="18"/>
               </w:rPr>
-              <w:t>${</w:t>
-            </w:r>
-            <w:proofErr w:type="spellStart"/>
-            <w:r>
-              <w:rPr>
-                <w:rFonts w:ascii="Book Antiqua" w:hAnsi="Book Antiqua"/>
-                <w:b/>
-                <w:bCs/>
-                <w:sz w:val="18"/>
-                <w:szCs w:val="18"/>
-              </w:rPr>
-              <w:t>tidak_disetujui_atasan</w:t>
-            </w:r>
-            <w:proofErr w:type="spellEnd"/>
-            <w:r>
-              <w:rPr>
-                <w:rFonts w:ascii="Book Antiqua" w:hAnsi="Book Antiqua"/>
-                <w:b/>
-                <w:bCs/>
-                <w:sz w:val="18"/>
-                <w:szCs w:val="18"/>
-              </w:rPr>
-              <w:t>}</w:t>
+              <w:t>${tidak_disetujui_atasan}</w:t>
             </w:r>
           </w:p>
         </w:tc>
@@ -3100,25 +2646,7 @@
                 <w:sz w:val="18"/>
                 <w:szCs w:val="18"/>
               </w:rPr>
-              <w:t>${</w:t>
-            </w:r>
-            <w:proofErr w:type="spellStart"/>
-            <w:r>
-              <w:rPr>
-                <w:rFonts w:ascii="Book Antiqua" w:hAnsi="Book Antiqua"/>
-                <w:sz w:val="18"/>
-                <w:szCs w:val="18"/>
-              </w:rPr>
-              <w:t>jab_atasan</w:t>
-            </w:r>
-            <w:proofErr w:type="spellEnd"/>
-            <w:r>
-              <w:rPr>
-                <w:rFonts w:ascii="Book Antiqua" w:hAnsi="Book Antiqua"/>
-                <w:sz w:val="18"/>
-                <w:szCs w:val="18"/>
-              </w:rPr>
-              <w:t>},</w:t>
+              <w:t>${jab_atasan},</w:t>
             </w:r>
           </w:p>
           <w:p>
@@ -3138,25 +2666,7 @@
                 <w:sz w:val="18"/>
                 <w:szCs w:val="18"/>
               </w:rPr>
-              <w:t>${</w:t>
-            </w:r>
-            <w:proofErr w:type="spellStart"/>
-            <w:r>
-              <w:rPr>
-                <w:rFonts w:ascii="Book Antiqua" w:hAnsi="Book Antiqua"/>
-                <w:sz w:val="18"/>
-                <w:szCs w:val="18"/>
-              </w:rPr>
-              <w:t>ttd_atasan</w:t>
-            </w:r>
-            <w:proofErr w:type="spellEnd"/>
-            <w:r>
-              <w:rPr>
-                <w:rFonts w:ascii="Book Antiqua" w:hAnsi="Book Antiqua"/>
-                <w:sz w:val="18"/>
-                <w:szCs w:val="18"/>
-              </w:rPr>
-              <w:t>}</w:t>
+              <w:t>${ttd_atasan}</w:t>
             </w:r>
           </w:p>
           <w:p>
@@ -3182,43 +2692,23 @@
                 <w:szCs w:val="18"/>
                 <w:u w:val="single"/>
               </w:rPr>
-              <w:t>${</w:t>
-            </w:r>
-            <w:proofErr w:type="spellStart"/>
+              <w:t>${nama_atasan}</w:t>
+            </w:r>
+          </w:p>
+          <w:p>
+            <w:pPr>
+              <w:jc w:val="center"/>
+              <w:rPr>
+                <w:rFonts w:ascii="Book Antiqua" w:eastAsia="Times New Roman" w:hAnsi="Book Antiqua" w:cs="Arial"/>
+                <w:sz w:val="18"/>
+                <w:szCs w:val="18"/>
+              </w:rPr>
+            </w:pPr>
             <w:r>
               <w:rPr>
                 <w:rFonts w:ascii="Book Antiqua" w:hAnsi="Book Antiqua" w:cs="Arial"/>
                 <w:sz w:val="18"/>
                 <w:szCs w:val="18"/>
-                <w:u w:val="single"/>
-              </w:rPr>
-              <w:t>nama_atasan</w:t>
-            </w:r>
-            <w:proofErr w:type="spellEnd"/>
-            <w:r>
-              <w:rPr>
-                <w:rFonts w:ascii="Book Antiqua" w:hAnsi="Book Antiqua" w:cs="Arial"/>
-                <w:sz w:val="18"/>
-                <w:szCs w:val="18"/>
-                <w:u w:val="single"/>
-              </w:rPr>
-              <w:t>}</w:t>
-            </w:r>
-          </w:p>
-          <w:p>
-            <w:pPr>
-              <w:jc w:val="center"/>
-              <w:rPr>
-                <w:rFonts w:ascii="Book Antiqua" w:eastAsia="Times New Roman" w:hAnsi="Book Antiqua" w:cs="Arial"/>
-                <w:sz w:val="18"/>
-                <w:szCs w:val="18"/>
-              </w:rPr>
-            </w:pPr>
-            <w:r>
-              <w:rPr>
-                <w:rFonts w:ascii="Book Antiqua" w:hAnsi="Book Antiqua" w:cs="Arial"/>
-                <w:sz w:val="18"/>
-                <w:szCs w:val="18"/>
               </w:rPr>
               <w:t xml:space="preserve">NIP. </w:t>
             </w:r>
@@ -3229,27 +2719,7 @@
                 <w:sz w:val="18"/>
                 <w:szCs w:val="18"/>
               </w:rPr>
-              <w:t>${</w:t>
-            </w:r>
-            <w:proofErr w:type="spellStart"/>
-            <w:r>
-              <w:rPr>
-                <w:rFonts w:ascii="Book Antiqua" w:hAnsi="Book Antiqua"/>
-                <w:color w:val="000000" w:themeColor="text1"/>
-                <w:sz w:val="18"/>
-                <w:szCs w:val="18"/>
-              </w:rPr>
-              <w:t>nip_atasan</w:t>
-            </w:r>
-            <w:proofErr w:type="spellEnd"/>
-            <w:r>
-              <w:rPr>
-                <w:rFonts w:ascii="Book Antiqua" w:hAnsi="Book Antiqua"/>
-                <w:color w:val="000000" w:themeColor="text1"/>
-                <w:sz w:val="18"/>
-                <w:szCs w:val="18"/>
-              </w:rPr>
-              <w:t>}</w:t>
+              <w:t>${nip_atasan}</w:t>
             </w:r>
           </w:p>
         </w:tc>
@@ -3447,29 +2917,7 @@
                 <w:sz w:val="18"/>
                 <w:szCs w:val="18"/>
               </w:rPr>
-              <w:t>${</w:t>
-            </w:r>
-            <w:proofErr w:type="spellStart"/>
-            <w:r>
-              <w:rPr>
-                <w:rFonts w:ascii="Book Antiqua" w:hAnsi="Book Antiqua"/>
-                <w:b/>
-                <w:bCs/>
-                <w:sz w:val="18"/>
-                <w:szCs w:val="18"/>
-              </w:rPr>
-              <w:t>disetujui_pejabat</w:t>
-            </w:r>
-            <w:proofErr w:type="spellEnd"/>
-            <w:r>
-              <w:rPr>
-                <w:rFonts w:ascii="Book Antiqua" w:hAnsi="Book Antiqua"/>
-                <w:b/>
-                <w:bCs/>
-                <w:sz w:val="18"/>
-                <w:szCs w:val="18"/>
-              </w:rPr>
-              <w:t>}</w:t>
+              <w:t>${disetujui_pejabat}</w:t>
             </w:r>
           </w:p>
         </w:tc>
@@ -3538,29 +2986,7 @@
                 <w:sz w:val="18"/>
                 <w:szCs w:val="18"/>
               </w:rPr>
-              <w:t>${</w:t>
-            </w:r>
-            <w:proofErr w:type="spellStart"/>
-            <w:r>
-              <w:rPr>
-                <w:rFonts w:ascii="Book Antiqua" w:hAnsi="Book Antiqua"/>
-                <w:b/>
-                <w:bCs/>
-                <w:sz w:val="18"/>
-                <w:szCs w:val="18"/>
-              </w:rPr>
-              <w:t>tidak_disetujui_pejabat</w:t>
-            </w:r>
-            <w:proofErr w:type="spellEnd"/>
-            <w:r>
-              <w:rPr>
-                <w:rFonts w:ascii="Book Antiqua" w:hAnsi="Book Antiqua"/>
-                <w:b/>
-                <w:bCs/>
-                <w:sz w:val="18"/>
-                <w:szCs w:val="18"/>
-              </w:rPr>
-              <w:t>}</w:t>
+              <w:t>${tidak_disetujui_pejabat}</w:t>
             </w:r>
           </w:p>
         </w:tc>
@@ -3660,25 +3086,7 @@
                 <w:sz w:val="18"/>
                 <w:szCs w:val="18"/>
               </w:rPr>
-              <w:t>${</w:t>
-            </w:r>
-            <w:proofErr w:type="spellStart"/>
-            <w:r>
-              <w:rPr>
-                <w:rFonts w:ascii="Book Antiqua" w:hAnsi="Book Antiqua"/>
-                <w:sz w:val="18"/>
-                <w:szCs w:val="18"/>
-              </w:rPr>
-              <w:t>jab_pejabat</w:t>
-            </w:r>
-            <w:proofErr w:type="spellEnd"/>
-            <w:r>
-              <w:rPr>
-                <w:rFonts w:ascii="Book Antiqua" w:hAnsi="Book Antiqua"/>
-                <w:sz w:val="18"/>
-                <w:szCs w:val="18"/>
-              </w:rPr>
-              <w:t>},</w:t>
+              <w:t>${jab_pejabat},</w:t>
             </w:r>
           </w:p>
           <w:p>
@@ -3698,25 +3106,7 @@
                 <w:sz w:val="18"/>
                 <w:szCs w:val="18"/>
               </w:rPr>
-              <w:t>${</w:t>
-            </w:r>
-            <w:proofErr w:type="spellStart"/>
-            <w:r>
-              <w:rPr>
-                <w:rFonts w:ascii="Book Antiqua" w:hAnsi="Book Antiqua"/>
-                <w:sz w:val="18"/>
-                <w:szCs w:val="18"/>
-              </w:rPr>
-              <w:t>ttd_pejabat</w:t>
-            </w:r>
-            <w:proofErr w:type="spellEnd"/>
-            <w:r>
-              <w:rPr>
-                <w:rFonts w:ascii="Book Antiqua" w:hAnsi="Book Antiqua"/>
-                <w:sz w:val="18"/>
-                <w:szCs w:val="18"/>
-              </w:rPr>
-              <w:t>}</w:t>
+              <w:t>${ttd_pejabat}</w:t>
             </w:r>
           </w:p>
           <w:p>
@@ -3742,27 +3132,7 @@
                 <w:szCs w:val="18"/>
                 <w:u w:val="single"/>
               </w:rPr>
-              <w:t>${</w:t>
-            </w:r>
-            <w:proofErr w:type="spellStart"/>
-            <w:r>
-              <w:rPr>
-                <w:rFonts w:ascii="Book Antiqua" w:hAnsi="Book Antiqua" w:cs="Arial"/>
-                <w:sz w:val="18"/>
-                <w:szCs w:val="18"/>
-                <w:u w:val="single"/>
-              </w:rPr>
-              <w:t>nama_pejabat</w:t>
-            </w:r>
-            <w:proofErr w:type="spellEnd"/>
-            <w:r>
-              <w:rPr>
-                <w:rFonts w:ascii="Book Antiqua" w:hAnsi="Book Antiqua" w:cs="Arial"/>
-                <w:sz w:val="18"/>
-                <w:szCs w:val="18"/>
-                <w:u w:val="single"/>
-              </w:rPr>
-              <w:t>}</w:t>
+              <w:t>${nama_pejabat}</w:t>
             </w:r>
           </w:p>
           <w:p>
@@ -3795,27 +3165,7 @@
                 <w:sz w:val="18"/>
                 <w:szCs w:val="18"/>
               </w:rPr>
-              <w:t>${</w:t>
-            </w:r>
-            <w:proofErr w:type="spellStart"/>
-            <w:r>
-              <w:rPr>
-                <w:rFonts w:ascii="Book Antiqua" w:hAnsi="Book Antiqua"/>
-                <w:color w:val="000000" w:themeColor="text1"/>
-                <w:sz w:val="18"/>
-                <w:szCs w:val="18"/>
-              </w:rPr>
-              <w:t>nip_pejabat</w:t>
-            </w:r>
-            <w:proofErr w:type="spellEnd"/>
-            <w:r>
-              <w:rPr>
-                <w:rFonts w:ascii="Book Antiqua" w:hAnsi="Book Antiqua"/>
-                <w:color w:val="000000" w:themeColor="text1"/>
-                <w:sz w:val="18"/>
-                <w:szCs w:val="18"/>
-              </w:rPr>
-              <w:t>}</w:t>
+              <w:t>${nip_pejabat}</w:t>
             </w:r>
           </w:p>
         </w:tc>
@@ -4102,72 +3452,8 @@
               <w:sz w:val="16"/>
               <w:szCs w:val="16"/>
             </w:rPr>
-            <w:t xml:space="preserve">Jalan Bung </w:t>
+            <w:t>Jalan Bung Tomo No. 136 Kec. Samarinda Seberang, Kota Samarinda</w:t>
           </w:r>
-          <w:proofErr w:type="spellStart"/>
-          <w:r>
-            <w:rPr>
-              <w:rFonts w:ascii="Book Antiqua" w:hAnsi="Book Antiqua" w:cs="Times New Roman"/>
-              <w:sz w:val="16"/>
-              <w:szCs w:val="16"/>
-            </w:rPr>
-            <w:t>Tomo</w:t>
-          </w:r>
-          <w:proofErr w:type="spellEnd"/>
-          <w:r>
-            <w:rPr>
-              <w:rFonts w:ascii="Book Antiqua" w:hAnsi="Book Antiqua" w:cs="Times New Roman"/>
-              <w:sz w:val="16"/>
-              <w:szCs w:val="16"/>
-            </w:rPr>
-            <w:t xml:space="preserve"> No. 136 </w:t>
-          </w:r>
-          <w:proofErr w:type="spellStart"/>
-          <w:r>
-            <w:rPr>
-              <w:rFonts w:ascii="Book Antiqua" w:hAnsi="Book Antiqua" w:cs="Times New Roman"/>
-              <w:sz w:val="16"/>
-              <w:szCs w:val="16"/>
-            </w:rPr>
-            <w:t>Kec</w:t>
-          </w:r>
-          <w:proofErr w:type="spellEnd"/>
-          <w:r>
-            <w:rPr>
-              <w:rFonts w:ascii="Book Antiqua" w:hAnsi="Book Antiqua" w:cs="Times New Roman"/>
-              <w:sz w:val="16"/>
-              <w:szCs w:val="16"/>
-            </w:rPr>
-            <w:t xml:space="preserve">. </w:t>
-          </w:r>
-          <w:proofErr w:type="spellStart"/>
-          <w:r>
-            <w:rPr>
-              <w:rFonts w:ascii="Book Antiqua" w:hAnsi="Book Antiqua" w:cs="Times New Roman"/>
-              <w:sz w:val="16"/>
-              <w:szCs w:val="16"/>
-            </w:rPr>
-            <w:t>Samarinda</w:t>
-          </w:r>
-          <w:proofErr w:type="spellEnd"/>
-          <w:r>
-            <w:rPr>
-              <w:rFonts w:ascii="Book Antiqua" w:hAnsi="Book Antiqua" w:cs="Times New Roman"/>
-              <w:sz w:val="16"/>
-              <w:szCs w:val="16"/>
-            </w:rPr>
-            <w:t xml:space="preserve"> Seberang, Kota </w:t>
-          </w:r>
-          <w:proofErr w:type="spellStart"/>
-          <w:r>
-            <w:rPr>
-              <w:rFonts w:ascii="Book Antiqua" w:hAnsi="Book Antiqua" w:cs="Times New Roman"/>
-              <w:sz w:val="16"/>
-              <w:szCs w:val="16"/>
-            </w:rPr>
-            <w:t>Samarinda</w:t>
-          </w:r>
-          <w:proofErr w:type="spellEnd"/>
         </w:p>
         <w:p>
           <w:pPr>
@@ -4182,23 +3468,13 @@
               <w:lang w:val="id-ID"/>
             </w:rPr>
           </w:pPr>
-          <w:proofErr w:type="spellStart"/>
           <w:r>
             <w:rPr>
               <w:rFonts w:ascii="Book Antiqua" w:hAnsi="Book Antiqua" w:cs="Times New Roman"/>
               <w:sz w:val="16"/>
               <w:szCs w:val="16"/>
             </w:rPr>
-            <w:t>Provinsi</w:t>
-          </w:r>
-          <w:proofErr w:type="spellEnd"/>
-          <w:r>
-            <w:rPr>
-              <w:rFonts w:ascii="Book Antiqua" w:hAnsi="Book Antiqua" w:cs="Times New Roman"/>
-              <w:sz w:val="16"/>
-              <w:szCs w:val="16"/>
-            </w:rPr>
-            <w:t xml:space="preserve"> Kalimantan Timur, www.ptun-samarinda.go.id</w:t>
+            <w:t>Provinsi Kalimantan Timur, www.ptun-samarinda.go.id</w:t>
           </w:r>
         </w:p>
         <w:p>
@@ -4263,7 +3539,6 @@
               <w:szCs w:val="14"/>
             </w:rPr>
           </w:pPr>
-          <w:proofErr w:type="gramStart"/>
           <w:r>
             <w:rPr>
               <w:rFonts w:ascii="Book Antiqua" w:hAnsi="Book Antiqua"/>
@@ -4278,16 +3553,7 @@
               <w:sz w:val="14"/>
               <w:szCs w:val="14"/>
             </w:rPr>
-            <w:t>:</w:t>
-          </w:r>
-          <w:proofErr w:type="gramEnd"/>
-          <w:r>
-            <w:rPr>
-              <w:rFonts w:ascii="Book Antiqua" w:hAnsi="Book Antiqua"/>
-              <w:sz w:val="14"/>
-              <w:szCs w:val="14"/>
-            </w:rPr>
-            <w:t xml:space="preserve"> 212/SEK/SK.KP5.3/II/2024</w:t>
+            <w:t>: 212/SEK/SK.KP5.3/II/2024</w:t>
           </w:r>
         </w:p>
         <w:p>
@@ -4298,41 +3564,13 @@
               <w:szCs w:val="16"/>
             </w:rPr>
           </w:pPr>
-          <w:proofErr w:type="gramStart"/>
           <w:r>
             <w:rPr>
               <w:rFonts w:ascii="Book Antiqua" w:hAnsi="Book Antiqua" w:cs="Arial"/>
               <w:sz w:val="16"/>
               <w:szCs w:val="16"/>
             </w:rPr>
-            <w:t>TANGGAL :</w:t>
-          </w:r>
-          <w:proofErr w:type="gramEnd"/>
-          <w:r>
-            <w:rPr>
-              <w:rFonts w:ascii="Book Antiqua" w:hAnsi="Book Antiqua" w:cs="Arial"/>
-              <w:sz w:val="16"/>
-              <w:szCs w:val="16"/>
-            </w:rPr>
-            <w:t xml:space="preserve"> 23 </w:t>
-          </w:r>
-          <w:proofErr w:type="spellStart"/>
-          <w:r>
-            <w:rPr>
-              <w:rFonts w:ascii="Book Antiqua" w:hAnsi="Book Antiqua" w:cs="Arial"/>
-              <w:sz w:val="16"/>
-              <w:szCs w:val="16"/>
-            </w:rPr>
-            <w:t>Februari</w:t>
-          </w:r>
-          <w:proofErr w:type="spellEnd"/>
-          <w:r>
-            <w:rPr>
-              <w:rFonts w:ascii="Book Antiqua" w:hAnsi="Book Antiqua" w:cs="Arial"/>
-              <w:sz w:val="16"/>
-              <w:szCs w:val="16"/>
-            </w:rPr>
-            <w:t xml:space="preserve"> 2024</w:t>
+            <w:t>TANGGAL : 23 Februari 2024</w:t>
           </w:r>
         </w:p>
       </w:tc>
